--- a/research/guided_learning_paper/paper_practice_zh.docx
+++ b/research/guided_learning_paper/paper_practice_zh.docx
@@ -39,7 +39,7 @@
           <w:color w:val="000000"/>
           <w:sz w:val="22"/>
         </w:rPr>
-        <w:t>针对学生在程序设计作业中直接获取生成式AI答案、算法思路表达不足的问题，本文在数据结构课程设计平台中实现了三阶段引导式学习。学生先分题说明算法思路，再通过选择与填空完成代码重构，最后向虚拟学生讲解算法并修正其错误代码。该功能不是代码提交的必经步骤，学生可以直接编码；教师在课程群中鼓励体验，并以约占课程设计成绩10%的低门槛分数支持尝试。平台匿名数据包含117名学生、492次引导会话和9940条阶段日志。42名学生使用过该功能，其中37名重复使用，36名跨作业使用。相对稳定版本的398次会话中，224次完成全部阶段，89次没有形成第一阶段有效记录，74次停在第二阶段，11次进入第三阶段后未完成。结果表明，教师除关注完成率外，还应监测入口后的有效开始、第二阶段验证与回退、第三阶段对话和错误代码修正。首次提交前不同引导状态的提交结果存在自选择，固定效应分析未发现稳定的正向关联，现有数据不能判断学习增益。文章据此总结课程布置、平台监测、版本留痕和研究伦理方面的实施要点。</w:t>
+        <w:t>针对学生在程序设计作业中直接获取生成式AI答案、算法思路表达不足的问题，本文在数据结构课程设计平台中实现了状态驱动的三阶段引导式学习。学生先分题说明算法思路，再通过选择与填空完成代码重构，最后向虚拟学生讲解算法并修正其错误代码。智能体根据本次会话中的回答、提示次数、验证结果和对话历史调整提示或追问，不建立跨作业学生画像。该功能不是代码提交的必经步骤，学生可以直接编码；教师在课程群中鼓励体验，并以约占课程设计成绩10%的低门槛分数支持尝试。平台匿名数据包含117名学生、492次引导会话和9940条阶段日志。42名学生使用过该功能，其中37名重复使用，36名跨作业使用。相对稳定版本的398次会话中，224次完成全部阶段，89次没有形成第一阶段有效记录，74次停在第二阶段，11次进入第三阶段后未完成。结果表明，教师除关注完成率外，还应监测入口后的有效开始、第二阶段验证与回退、第三阶段对话和错误代码修正。首次提交前不同引导状态的提交结果存在自选择，固定效应分析未发现稳定的正向关联，现有数据不能判断学习增益。文章据此总结课程布置、支架调整、平台监测、版本留痕和研究伦理方面的实施要点。</w:t>
       </w:r>
     </w:p>
     <w:p>
@@ -113,6 +113,16 @@
           <w:color w:val="000000"/>
           <w:sz w:val="22"/>
         </w:rPr>
+        <w:t>已有程序设计课程准实验比较了AI智能体支持与常规计算机支持的协作学习，并使用学习成绩、自我效能等结果指标评价效果[10]；教育对话智能体综述则提示，论文需要同时交代教学目的、角色和交互方式[11]。本文没有对照组和前后测，重点不是证明效果，而是说明教师如何把三阶段学习方法落实为可调整、可记录的课堂活动。Agent4Edu和Classroom Simulacra面向学习者响应或行为模拟[12-13]，本文的教师型Agent和虚拟学生面对真实学生，只进行会话内调节，不生成合成学习者。</w:t>
+      </w:r>
+    </w:p>
+    <w:p>
+      <w:r>
+        <w:rPr>
+          <w:rFonts w:ascii="Times New Roman" w:hAnsi="Times New Roman" w:eastAsia="宋体"/>
+          <w:color w:val="000000"/>
+          <w:sz w:val="22"/>
+        </w:rPr>
         <w:t>据此，本项目设定了两个目标。第一，不让AI直接替学生走完“理解题目—形成算法—组织代码—检查错误”的全过程，而是把学生需要承担的活动放在界面中。第二，平台要留下可供教师复盘的过程记录，包括学生从哪里进入、停在哪一步、是否请求提示、是否经历验证失败，以及是否完成讲解和修正。本文报告的是一次真实课程实施，不是对教学效果的实验检验。</w:t>
       </w:r>
     </w:p>
@@ -128,7 +138,7 @@
           <w:color w:val="000000"/>
           <w:sz w:val="32"/>
         </w:rPr>
-        <w:t>2 三阶段引导式学习的系统实现</w:t>
+        <w:t>2 从学生状态到支架调节</w:t>
       </w:r>
     </w:p>
     <w:p>
@@ -148,7 +158,722 @@
           <w:color w:val="000000"/>
           <w:sz w:val="22"/>
         </w:rPr>
-        <w:t>第一阶段是思路外化。系统把算法描述拆成若干问题，要求学生说明处理步骤、关键条件或数据结构选择。教师型Agent在学生卡住时提供提示。平台记录回答提交、提示和阶段通过，不把学生回答正文纳入本次研究导出。</w:t>
+        <w:t>这套学习方法的固定部分是三阶段顺序，变化部分是会话内支架。教师预先确定任务目标、阶段通过条件和禁止直接给出完整答案等规则；智能体读取当前学生状态，调整下一次提示、诊断或追问；学生仍需完成表达、判断和修改。表1列出三个阶段的对应关系。</w:t>
+      </w:r>
+    </w:p>
+    <w:p>
+      <w:pPr>
+        <w:keepNext/>
+        <w:spacing w:before="80" w:after="80"/>
+        <w:ind w:firstLine="0"/>
+        <w:jc w:val="center"/>
+      </w:pPr>
+      <w:r>
+        <w:rPr>
+          <w:rFonts w:ascii="Times New Roman" w:hAnsi="Times New Roman" w:eastAsia="宋体"/>
+          <w:color w:val="000000"/>
+          <w:sz w:val="21"/>
+        </w:rPr>
+        <w:t>表1 三阶段的状态、调节与学生动作</w:t>
+      </w:r>
+    </w:p>
+    <w:tbl>
+      <w:tblPr>
+        <w:tblStyle w:val="TableGrid"/>
+        <w:tblW w:type="dxa" w:w="8787"/>
+        <w:jc w:val="left"/>
+        <w:tblLayout w:type="fixed"/>
+        <w:tblLook w:firstColumn="1" w:firstRow="1" w:lastColumn="0" w:lastRow="0" w:noHBand="0" w:noVBand="1" w:val="04A0"/>
+        <w:tblInd w:w="120" w:type="dxa"/>
+      </w:tblPr>
+      <w:tblGrid>
+        <w:gridCol w:w="427"/>
+        <w:gridCol w:w="1450"/>
+        <w:gridCol w:w="1877"/>
+        <w:gridCol w:w="1877"/>
+        <w:gridCol w:w="1536"/>
+        <w:gridCol w:w="1620"/>
+      </w:tblGrid>
+      <w:tr>
+        <w:trPr>
+          <w:tblHeader w:val="true"/>
+        </w:trPr>
+        <w:tc>
+          <w:tcPr>
+            <w:tcW w:type="dxa" w:w="427"/>
+            <w:vAlign w:val="center"/>
+            <w:tcMar>
+              <w:top w:w="100" w:type="dxa"/>
+              <w:start w:w="120" w:type="dxa"/>
+              <w:bottom w:w="100" w:type="dxa"/>
+              <w:end w:w="120" w:type="dxa"/>
+            </w:tcMar>
+            <w:shd w:fill="F4F6F9"/>
+          </w:tcPr>
+          <w:p>
+            <w:pPr>
+              <w:spacing w:before="0" w:after="0" w:line="276" w:lineRule="auto"/>
+              <w:ind w:firstLine="0"/>
+              <w:jc w:val="center"/>
+            </w:pPr>
+            <w:r>
+              <w:rPr>
+                <w:rFonts w:ascii="Times New Roman" w:hAnsi="Times New Roman" w:eastAsia="宋体"/>
+                <w:b/>
+                <w:color w:val="000000"/>
+                <w:sz w:val="19"/>
+              </w:rPr>
+              <w:t>阶段</w:t>
+            </w:r>
+          </w:p>
+        </w:tc>
+        <w:tc>
+          <w:tcPr>
+            <w:tcW w:type="dxa" w:w="1450"/>
+            <w:vAlign w:val="center"/>
+            <w:tcMar>
+              <w:top w:w="100" w:type="dxa"/>
+              <w:start w:w="120" w:type="dxa"/>
+              <w:bottom w:w="100" w:type="dxa"/>
+              <w:end w:w="120" w:type="dxa"/>
+            </w:tcMar>
+            <w:shd w:fill="F4F6F9"/>
+          </w:tcPr>
+          <w:p>
+            <w:pPr>
+              <w:spacing w:before="0" w:after="0" w:line="276" w:lineRule="auto"/>
+              <w:ind w:firstLine="0"/>
+              <w:jc w:val="left"/>
+            </w:pPr>
+            <w:r>
+              <w:rPr>
+                <w:rFonts w:ascii="Times New Roman" w:hAnsi="Times New Roman" w:eastAsia="宋体"/>
+                <w:b/>
+                <w:color w:val="000000"/>
+                <w:sz w:val="19"/>
+              </w:rPr>
+              <w:t>教师预先定义</w:t>
+            </w:r>
+          </w:p>
+        </w:tc>
+        <w:tc>
+          <w:tcPr>
+            <w:tcW w:type="dxa" w:w="1877"/>
+            <w:vAlign w:val="center"/>
+            <w:tcMar>
+              <w:top w:w="100" w:type="dxa"/>
+              <w:start w:w="120" w:type="dxa"/>
+              <w:bottom w:w="100" w:type="dxa"/>
+              <w:end w:w="120" w:type="dxa"/>
+            </w:tcMar>
+            <w:shd w:fill="F4F6F9"/>
+          </w:tcPr>
+          <w:p>
+            <w:pPr>
+              <w:spacing w:before="0" w:after="0" w:line="276" w:lineRule="auto"/>
+              <w:ind w:firstLine="0"/>
+              <w:jc w:val="center"/>
+            </w:pPr>
+            <w:r>
+              <w:rPr>
+                <w:rFonts w:ascii="Times New Roman" w:hAnsi="Times New Roman" w:eastAsia="宋体"/>
+                <w:b/>
+                <w:color w:val="000000"/>
+                <w:sz w:val="19"/>
+              </w:rPr>
+              <w:t>智能体读取的学生状态</w:t>
+            </w:r>
+          </w:p>
+        </w:tc>
+        <w:tc>
+          <w:tcPr>
+            <w:tcW w:type="dxa" w:w="1877"/>
+            <w:vAlign w:val="center"/>
+            <w:tcMar>
+              <w:top w:w="100" w:type="dxa"/>
+              <w:start w:w="120" w:type="dxa"/>
+              <w:bottom w:w="100" w:type="dxa"/>
+              <w:end w:w="120" w:type="dxa"/>
+            </w:tcMar>
+            <w:shd w:fill="F4F6F9"/>
+          </w:tcPr>
+          <w:p>
+            <w:pPr>
+              <w:spacing w:before="0" w:after="0" w:line="276" w:lineRule="auto"/>
+              <w:ind w:firstLine="0"/>
+              <w:jc w:val="center"/>
+            </w:pPr>
+            <w:r>
+              <w:rPr>
+                <w:rFonts w:ascii="Times New Roman" w:hAnsi="Times New Roman" w:eastAsia="宋体"/>
+                <w:b/>
+                <w:color w:val="000000"/>
+                <w:sz w:val="19"/>
+              </w:rPr>
+              <w:t>会话内调节</w:t>
+            </w:r>
+          </w:p>
+        </w:tc>
+        <w:tc>
+          <w:tcPr>
+            <w:tcW w:type="dxa" w:w="1536"/>
+            <w:vAlign w:val="center"/>
+            <w:tcMar>
+              <w:top w:w="100" w:type="dxa"/>
+              <w:start w:w="120" w:type="dxa"/>
+              <w:bottom w:w="100" w:type="dxa"/>
+              <w:end w:w="120" w:type="dxa"/>
+            </w:tcMar>
+            <w:shd w:fill="F4F6F9"/>
+          </w:tcPr>
+          <w:p>
+            <w:pPr>
+              <w:spacing w:before="0" w:after="0" w:line="276" w:lineRule="auto"/>
+              <w:ind w:firstLine="0"/>
+              <w:jc w:val="center"/>
+            </w:pPr>
+            <w:r>
+              <w:rPr>
+                <w:rFonts w:ascii="Times New Roman" w:hAnsi="Times New Roman" w:eastAsia="宋体"/>
+                <w:b/>
+                <w:color w:val="000000"/>
+                <w:sz w:val="19"/>
+              </w:rPr>
+              <w:t>学生必须完成</w:t>
+            </w:r>
+          </w:p>
+        </w:tc>
+        <w:tc>
+          <w:tcPr>
+            <w:tcW w:type="dxa" w:w="1620"/>
+            <w:vAlign w:val="center"/>
+            <w:tcMar>
+              <w:top w:w="100" w:type="dxa"/>
+              <w:start w:w="120" w:type="dxa"/>
+              <w:bottom w:w="100" w:type="dxa"/>
+              <w:end w:w="120" w:type="dxa"/>
+            </w:tcMar>
+            <w:shd w:fill="F4F6F9"/>
+          </w:tcPr>
+          <w:p>
+            <w:pPr>
+              <w:spacing w:before="0" w:after="0" w:line="276" w:lineRule="auto"/>
+              <w:ind w:firstLine="0"/>
+              <w:jc w:val="center"/>
+            </w:pPr>
+            <w:r>
+              <w:rPr>
+                <w:rFonts w:ascii="Times New Roman" w:hAnsi="Times New Roman" w:eastAsia="宋体"/>
+                <w:b/>
+                <w:color w:val="000000"/>
+                <w:sz w:val="19"/>
+              </w:rPr>
+              <w:t>过程记录</w:t>
+            </w:r>
+          </w:p>
+        </w:tc>
+      </w:tr>
+      <w:tr>
+        <w:tc>
+          <w:tcPr>
+            <w:tcW w:type="dxa" w:w="427"/>
+            <w:vAlign w:val="center"/>
+            <w:tcMar>
+              <w:top w:w="100" w:type="dxa"/>
+              <w:start w:w="120" w:type="dxa"/>
+              <w:bottom w:w="100" w:type="dxa"/>
+              <w:end w:w="120" w:type="dxa"/>
+            </w:tcMar>
+          </w:tcPr>
+          <w:p>
+            <w:pPr>
+              <w:spacing w:before="0" w:after="0" w:line="276" w:lineRule="auto"/>
+              <w:ind w:firstLine="0"/>
+              <w:jc w:val="center"/>
+            </w:pPr>
+            <w:r>
+              <w:rPr>
+                <w:rFonts w:ascii="Times New Roman" w:hAnsi="Times New Roman" w:eastAsia="宋体"/>
+                <w:color w:val="000000"/>
+                <w:sz w:val="19"/>
+              </w:rPr>
+              <w:t>思路外化</w:t>
+            </w:r>
+          </w:p>
+        </w:tc>
+        <w:tc>
+          <w:tcPr>
+            <w:tcW w:type="dxa" w:w="1450"/>
+            <w:vAlign w:val="center"/>
+            <w:tcMar>
+              <w:top w:w="100" w:type="dxa"/>
+              <w:start w:w="120" w:type="dxa"/>
+              <w:bottom w:w="100" w:type="dxa"/>
+              <w:end w:w="120" w:type="dxa"/>
+            </w:tcMar>
+          </w:tcPr>
+          <w:p>
+            <w:pPr>
+              <w:spacing w:before="0" w:after="0" w:line="276" w:lineRule="auto"/>
+              <w:ind w:firstLine="0"/>
+              <w:jc w:val="left"/>
+            </w:pPr>
+            <w:r>
+              <w:rPr>
+                <w:rFonts w:ascii="Times New Roman" w:hAnsi="Times New Roman" w:eastAsia="宋体"/>
+                <w:color w:val="000000"/>
+                <w:sz w:val="19"/>
+              </w:rPr>
+              <w:t>分题问题、关键步骤和通过条件</w:t>
+            </w:r>
+          </w:p>
+        </w:tc>
+        <w:tc>
+          <w:tcPr>
+            <w:tcW w:type="dxa" w:w="1877"/>
+            <w:vAlign w:val="center"/>
+            <w:tcMar>
+              <w:top w:w="100" w:type="dxa"/>
+              <w:start w:w="120" w:type="dxa"/>
+              <w:bottom w:w="100" w:type="dxa"/>
+              <w:end w:w="120" w:type="dxa"/>
+            </w:tcMar>
+          </w:tcPr>
+          <w:p>
+            <w:pPr>
+              <w:spacing w:before="0" w:after="0" w:line="276" w:lineRule="auto"/>
+              <w:ind w:firstLine="0"/>
+              <w:jc w:val="center"/>
+            </w:pPr>
+            <w:r>
+              <w:rPr>
+                <w:rFonts w:ascii="Times New Roman" w:hAnsi="Times New Roman" w:eastAsia="宋体"/>
+                <w:color w:val="000000"/>
+                <w:sz w:val="19"/>
+              </w:rPr>
+              <w:t>当前回答、提示次数、错误或未答步骤</w:t>
+            </w:r>
+          </w:p>
+        </w:tc>
+        <w:tc>
+          <w:tcPr>
+            <w:tcW w:type="dxa" w:w="1877"/>
+            <w:vAlign w:val="center"/>
+            <w:tcMar>
+              <w:top w:w="100" w:type="dxa"/>
+              <w:start w:w="120" w:type="dxa"/>
+              <w:bottom w:w="100" w:type="dxa"/>
+              <w:end w:w="120" w:type="dxa"/>
+            </w:tcMar>
+          </w:tcPr>
+          <w:p>
+            <w:pPr>
+              <w:spacing w:before="0" w:after="0" w:line="276" w:lineRule="auto"/>
+              <w:ind w:firstLine="0"/>
+              <w:jc w:val="center"/>
+            </w:pPr>
+            <w:r>
+              <w:rPr>
+                <w:rFonts w:ascii="Times New Roman" w:hAnsi="Times New Roman" w:eastAsia="宋体"/>
+                <w:color w:val="000000"/>
+                <w:sz w:val="19"/>
+              </w:rPr>
+              <w:t>随请求次数提高提示强度，并围绕缺失步骤追问，不给出完整算法或代码</w:t>
+            </w:r>
+          </w:p>
+        </w:tc>
+        <w:tc>
+          <w:tcPr>
+            <w:tcW w:type="dxa" w:w="1536"/>
+            <w:vAlign w:val="center"/>
+            <w:tcMar>
+              <w:top w:w="100" w:type="dxa"/>
+              <w:start w:w="120" w:type="dxa"/>
+              <w:bottom w:w="100" w:type="dxa"/>
+              <w:end w:w="120" w:type="dxa"/>
+            </w:tcMar>
+          </w:tcPr>
+          <w:p>
+            <w:pPr>
+              <w:spacing w:before="0" w:after="0" w:line="276" w:lineRule="auto"/>
+              <w:ind w:firstLine="0"/>
+              <w:jc w:val="center"/>
+            </w:pPr>
+            <w:r>
+              <w:rPr>
+                <w:rFonts w:ascii="Times New Roman" w:hAnsi="Times New Roman" w:eastAsia="宋体"/>
+                <w:color w:val="000000"/>
+                <w:sz w:val="19"/>
+              </w:rPr>
+              <w:t>说明处理步骤、关键条件和数据结构选择</w:t>
+            </w:r>
+          </w:p>
+        </w:tc>
+        <w:tc>
+          <w:tcPr>
+            <w:tcW w:type="dxa" w:w="1620"/>
+            <w:vAlign w:val="center"/>
+            <w:tcMar>
+              <w:top w:w="100" w:type="dxa"/>
+              <w:start w:w="120" w:type="dxa"/>
+              <w:bottom w:w="100" w:type="dxa"/>
+              <w:end w:w="120" w:type="dxa"/>
+            </w:tcMar>
+          </w:tcPr>
+          <w:p>
+            <w:pPr>
+              <w:spacing w:before="0" w:after="0" w:line="276" w:lineRule="auto"/>
+              <w:ind w:firstLine="0"/>
+              <w:jc w:val="center"/>
+            </w:pPr>
+            <w:r>
+              <w:rPr>
+                <w:rFonts w:ascii="Times New Roman" w:hAnsi="Times New Roman" w:eastAsia="宋体"/>
+                <w:color w:val="000000"/>
+                <w:sz w:val="19"/>
+              </w:rPr>
+              <w:t>回答提交、提示请求、阶段进度与通过事件</w:t>
+            </w:r>
+          </w:p>
+        </w:tc>
+      </w:tr>
+      <w:tr>
+        <w:tc>
+          <w:tcPr>
+            <w:tcW w:type="dxa" w:w="427"/>
+            <w:vAlign w:val="center"/>
+            <w:tcMar>
+              <w:top w:w="100" w:type="dxa"/>
+              <w:start w:w="120" w:type="dxa"/>
+              <w:bottom w:w="100" w:type="dxa"/>
+              <w:end w:w="120" w:type="dxa"/>
+            </w:tcMar>
+          </w:tcPr>
+          <w:p>
+            <w:pPr>
+              <w:spacing w:before="0" w:after="0" w:line="276" w:lineRule="auto"/>
+              <w:ind w:firstLine="0"/>
+              <w:jc w:val="center"/>
+            </w:pPr>
+            <w:r>
+              <w:rPr>
+                <w:rFonts w:ascii="Times New Roman" w:hAnsi="Times New Roman" w:eastAsia="宋体"/>
+                <w:color w:val="000000"/>
+                <w:sz w:val="19"/>
+              </w:rPr>
+              <w:t>代码重构</w:t>
+            </w:r>
+          </w:p>
+        </w:tc>
+        <w:tc>
+          <w:tcPr>
+            <w:tcW w:type="dxa" w:w="1450"/>
+            <w:vAlign w:val="center"/>
+            <w:tcMar>
+              <w:top w:w="100" w:type="dxa"/>
+              <w:start w:w="120" w:type="dxa"/>
+              <w:bottom w:w="100" w:type="dxa"/>
+              <w:end w:w="120" w:type="dxa"/>
+            </w:tcMar>
+          </w:tcPr>
+          <w:p>
+            <w:pPr>
+              <w:spacing w:before="0" w:after="0" w:line="276" w:lineRule="auto"/>
+              <w:ind w:firstLine="0"/>
+              <w:jc w:val="left"/>
+            </w:pPr>
+            <w:r>
+              <w:rPr>
+                <w:rFonts w:ascii="Times New Roman" w:hAnsi="Times New Roman" w:eastAsia="宋体"/>
+                <w:color w:val="000000"/>
+                <w:sz w:val="19"/>
+              </w:rPr>
+              <w:t>代码结构、选项或空缺、验证规则</w:t>
+            </w:r>
+          </w:p>
+        </w:tc>
+        <w:tc>
+          <w:tcPr>
+            <w:tcW w:type="dxa" w:w="1877"/>
+            <w:vAlign w:val="center"/>
+            <w:tcMar>
+              <w:top w:w="100" w:type="dxa"/>
+              <w:start w:w="120" w:type="dxa"/>
+              <w:bottom w:w="100" w:type="dxa"/>
+              <w:end w:w="120" w:type="dxa"/>
+            </w:tcMar>
+          </w:tcPr>
+          <w:p>
+            <w:pPr>
+              <w:spacing w:before="0" w:after="0" w:line="276" w:lineRule="auto"/>
+              <w:ind w:firstLine="0"/>
+              <w:jc w:val="center"/>
+            </w:pPr>
+            <w:r>
+              <w:rPr>
+                <w:rFonts w:ascii="Times New Roman" w:hAnsi="Times New Roman" w:eastAsia="宋体"/>
+                <w:color w:val="000000"/>
+                <w:sz w:val="19"/>
+              </w:rPr>
+              <w:t>第一阶段进度、当前作答、代码块错误和验证结果</w:t>
+            </w:r>
+          </w:p>
+        </w:tc>
+        <w:tc>
+          <w:tcPr>
+            <w:tcW w:type="dxa" w:w="1877"/>
+            <w:vAlign w:val="center"/>
+            <w:tcMar>
+              <w:top w:w="100" w:type="dxa"/>
+              <w:start w:w="120" w:type="dxa"/>
+              <w:bottom w:w="100" w:type="dxa"/>
+              <w:end w:w="120" w:type="dxa"/>
+            </w:tcMar>
+          </w:tcPr>
+          <w:p>
+            <w:pPr>
+              <w:spacing w:before="0" w:after="0" w:line="276" w:lineRule="auto"/>
+              <w:ind w:firstLine="0"/>
+              <w:jc w:val="center"/>
+            </w:pPr>
+            <w:r>
+              <w:rPr>
+                <w:rFonts w:ascii="Times New Roman" w:hAnsi="Times New Roman" w:eastAsia="宋体"/>
+                <w:color w:val="000000"/>
+                <w:sz w:val="19"/>
+              </w:rPr>
+              <w:t>根据错误步骤或验证失败返回局部诊断，保留题目既定结构</w:t>
+            </w:r>
+          </w:p>
+        </w:tc>
+        <w:tc>
+          <w:tcPr>
+            <w:tcW w:type="dxa" w:w="1536"/>
+            <w:vAlign w:val="center"/>
+            <w:tcMar>
+              <w:top w:w="100" w:type="dxa"/>
+              <w:start w:w="120" w:type="dxa"/>
+              <w:bottom w:w="100" w:type="dxa"/>
+              <w:end w:w="120" w:type="dxa"/>
+            </w:tcMar>
+          </w:tcPr>
+          <w:p>
+            <w:pPr>
+              <w:spacing w:before="0" w:after="0" w:line="276" w:lineRule="auto"/>
+              <w:ind w:firstLine="0"/>
+              <w:jc w:val="center"/>
+            </w:pPr>
+            <w:r>
+              <w:rPr>
+                <w:rFonts w:ascii="Times New Roman" w:hAnsi="Times New Roman" w:eastAsia="宋体"/>
+                <w:color w:val="000000"/>
+                <w:sz w:val="19"/>
+              </w:rPr>
+              <w:t>识别结构、完成选择或填空并再次验证</w:t>
+            </w:r>
+          </w:p>
+        </w:tc>
+        <w:tc>
+          <w:tcPr>
+            <w:tcW w:type="dxa" w:w="1620"/>
+            <w:vAlign w:val="center"/>
+            <w:tcMar>
+              <w:top w:w="100" w:type="dxa"/>
+              <w:start w:w="120" w:type="dxa"/>
+              <w:bottom w:w="100" w:type="dxa"/>
+              <w:end w:w="120" w:type="dxa"/>
+            </w:tcMar>
+          </w:tcPr>
+          <w:p>
+            <w:pPr>
+              <w:spacing w:before="0" w:after="0" w:line="276" w:lineRule="auto"/>
+              <w:ind w:firstLine="0"/>
+              <w:jc w:val="center"/>
+            </w:pPr>
+            <w:r>
+              <w:rPr>
+                <w:rFonts w:ascii="Times New Roman" w:hAnsi="Times New Roman" w:eastAsia="宋体"/>
+                <w:color w:val="000000"/>
+                <w:sz w:val="19"/>
+              </w:rPr>
+              <w:t>作答、验证失败、重试与阶段通过事件</w:t>
+            </w:r>
+          </w:p>
+        </w:tc>
+      </w:tr>
+      <w:tr>
+        <w:tc>
+          <w:tcPr>
+            <w:tcW w:type="dxa" w:w="427"/>
+            <w:vAlign w:val="center"/>
+            <w:tcMar>
+              <w:top w:w="100" w:type="dxa"/>
+              <w:start w:w="120" w:type="dxa"/>
+              <w:bottom w:w="100" w:type="dxa"/>
+              <w:end w:w="120" w:type="dxa"/>
+            </w:tcMar>
+          </w:tcPr>
+          <w:p>
+            <w:pPr>
+              <w:spacing w:before="0" w:after="0" w:line="276" w:lineRule="auto"/>
+              <w:ind w:firstLine="0"/>
+              <w:jc w:val="center"/>
+            </w:pPr>
+            <w:r>
+              <w:rPr>
+                <w:rFonts w:ascii="Times New Roman" w:hAnsi="Times New Roman" w:eastAsia="宋体"/>
+                <w:color w:val="000000"/>
+                <w:sz w:val="19"/>
+              </w:rPr>
+              <w:t>讲解纠错</w:t>
+            </w:r>
+          </w:p>
+        </w:tc>
+        <w:tc>
+          <w:tcPr>
+            <w:tcW w:type="dxa" w:w="1450"/>
+            <w:vAlign w:val="center"/>
+            <w:tcMar>
+              <w:top w:w="100" w:type="dxa"/>
+              <w:start w:w="120" w:type="dxa"/>
+              <w:bottom w:w="100" w:type="dxa"/>
+              <w:end w:w="120" w:type="dxa"/>
+            </w:tcMar>
+          </w:tcPr>
+          <w:p>
+            <w:pPr>
+              <w:spacing w:before="0" w:after="0" w:line="276" w:lineRule="auto"/>
+              <w:ind w:firstLine="0"/>
+              <w:jc w:val="left"/>
+            </w:pPr>
+            <w:r>
+              <w:rPr>
+                <w:rFonts w:ascii="Times New Roman" w:hAnsi="Times New Roman" w:eastAsia="宋体"/>
+                <w:color w:val="000000"/>
+                <w:sz w:val="19"/>
+              </w:rPr>
+              <w:t>讲解任务、追问范围和待修正代码条件</w:t>
+            </w:r>
+          </w:p>
+        </w:tc>
+        <w:tc>
+          <w:tcPr>
+            <w:tcW w:type="dxa" w:w="1877"/>
+            <w:vAlign w:val="center"/>
+            <w:tcMar>
+              <w:top w:w="100" w:type="dxa"/>
+              <w:start w:w="120" w:type="dxa"/>
+              <w:bottom w:w="100" w:type="dxa"/>
+              <w:end w:w="120" w:type="dxa"/>
+            </w:tcMar>
+          </w:tcPr>
+          <w:p>
+            <w:pPr>
+              <w:spacing w:before="0" w:after="0" w:line="276" w:lineRule="auto"/>
+              <w:ind w:firstLine="0"/>
+              <w:jc w:val="center"/>
+            </w:pPr>
+            <w:r>
+              <w:rPr>
+                <w:rFonts w:ascii="Times New Roman" w:hAnsi="Times New Roman" w:eastAsia="宋体"/>
+                <w:color w:val="000000"/>
+                <w:sz w:val="19"/>
+              </w:rPr>
+              <w:t>最近对话、已有讲解、错误类型和代码修正结果</w:t>
+            </w:r>
+          </w:p>
+        </w:tc>
+        <w:tc>
+          <w:tcPr>
+            <w:tcW w:type="dxa" w:w="1877"/>
+            <w:vAlign w:val="center"/>
+            <w:tcMar>
+              <w:top w:w="100" w:type="dxa"/>
+              <w:start w:w="120" w:type="dxa"/>
+              <w:bottom w:w="100" w:type="dxa"/>
+              <w:end w:w="120" w:type="dxa"/>
+            </w:tcMar>
+          </w:tcPr>
+          <w:p>
+            <w:pPr>
+              <w:spacing w:before="0" w:after="0" w:line="276" w:lineRule="auto"/>
+              <w:ind w:firstLine="0"/>
+              <w:jc w:val="center"/>
+            </w:pPr>
+            <w:r>
+              <w:rPr>
+                <w:rFonts w:ascii="Times New Roman" w:hAnsi="Times New Roman" w:eastAsia="宋体"/>
+                <w:color w:val="000000"/>
+                <w:sz w:val="19"/>
+              </w:rPr>
+              <w:t>根据最近讲解继续追问，满足条件后生成需要修正的错误代码</w:t>
+            </w:r>
+          </w:p>
+        </w:tc>
+        <w:tc>
+          <w:tcPr>
+            <w:tcW w:type="dxa" w:w="1536"/>
+            <w:vAlign w:val="center"/>
+            <w:tcMar>
+              <w:top w:w="100" w:type="dxa"/>
+              <w:start w:w="120" w:type="dxa"/>
+              <w:bottom w:w="100" w:type="dxa"/>
+              <w:end w:w="120" w:type="dxa"/>
+            </w:tcMar>
+          </w:tcPr>
+          <w:p>
+            <w:pPr>
+              <w:spacing w:before="0" w:after="0" w:line="276" w:lineRule="auto"/>
+              <w:ind w:firstLine="0"/>
+              <w:jc w:val="center"/>
+            </w:pPr>
+            <w:r>
+              <w:rPr>
+                <w:rFonts w:ascii="Times New Roman" w:hAnsi="Times New Roman" w:eastAsia="宋体"/>
+                <w:color w:val="000000"/>
+                <w:sz w:val="19"/>
+              </w:rPr>
+              <w:t>讲解算法、回应追问、定位并修正错误</w:t>
+            </w:r>
+          </w:p>
+        </w:tc>
+        <w:tc>
+          <w:tcPr>
+            <w:tcW w:type="dxa" w:w="1620"/>
+            <w:vAlign w:val="center"/>
+            <w:tcMar>
+              <w:top w:w="100" w:type="dxa"/>
+              <w:start w:w="120" w:type="dxa"/>
+              <w:bottom w:w="100" w:type="dxa"/>
+              <w:end w:w="120" w:type="dxa"/>
+            </w:tcMar>
+          </w:tcPr>
+          <w:p>
+            <w:pPr>
+              <w:spacing w:before="0" w:after="0" w:line="276" w:lineRule="auto"/>
+              <w:ind w:firstLine="0"/>
+              <w:jc w:val="center"/>
+            </w:pPr>
+            <w:r>
+              <w:rPr>
+                <w:rFonts w:ascii="Times New Roman" w:hAnsi="Times New Roman" w:eastAsia="宋体"/>
+                <w:color w:val="000000"/>
+                <w:sz w:val="19"/>
+              </w:rPr>
+              <w:t>对话轮次、错误代码展示、修正与完成事件</w:t>
+            </w:r>
+          </w:p>
+        </w:tc>
+      </w:tr>
+    </w:tbl>
+    <w:p>
+      <w:r>
+        <w:rPr>
+          <w:rFonts w:ascii="Times New Roman" w:hAnsi="Times New Roman" w:eastAsia="宋体"/>
+          <w:color w:val="000000"/>
+          <w:sz w:val="22"/>
+        </w:rPr>
+        <w:t>第一阶段的教师型Agent承担启发和支架作用，第三阶段的虚拟学生承担追问和暴露问题的作用。两种角色都受活动规则约束，不自行改变教学目标。第二阶段主要由题目结构和验证结果驱动局部诊断。系统可以读取最近讲解来决定下一问，但本次导出没有讲解正文，也没有讲解质量评分，因此对话轮数只能表示交互发生，不能替代质量判断。</w:t>
       </w:r>
     </w:p>
     <w:p>
@@ -158,17 +883,7 @@
           <w:color w:val="000000"/>
           <w:sz w:val="22"/>
         </w:rPr>
-        <w:t>第二阶段是代码重构。稳定版使用逐步选择和填空，让学生依据前一阶段的思路识别代码结构。系统提供自动验证，学生需要处理错误后再继续。早期版本使用拖拽积木，课程运行中发现交互与显示问题后，改成了更易在网页端操作的测验形式。因此，本文将这一阶段称为“代码重构”，而不是笼统归为标准Parsons Problems。</w:t>
-      </w:r>
-    </w:p>
-    <w:p>
-      <w:r>
-        <w:rPr>
-          <w:rFonts w:ascii="Times New Roman" w:hAnsi="Times New Roman" w:eastAsia="宋体"/>
-          <w:color w:val="000000"/>
-          <w:sz w:val="22"/>
-        </w:rPr>
-        <w:t>第三阶段是讲解纠错。学生向虚拟学生讲解算法，虚拟学生连续追问，随后给出带有问题的代码。学生需要指出并修正错误。这里的学生Agent不是答案生成器，而是被讲解和被纠错的对象。平台记录对话轮次和修正事件，但本次分析不读取对话和代码正文。</w:t>
+        <w:t>稳定版第二阶段使用逐步选择和填空。早期版本使用拖拽积木，课程运行中发现交互与显示问题后，改成了更易在网页端操作的测验形式。因此，本文将这一阶段称为“代码重构”，而不是笼统归为标准Parsons Problems。</w:t>
       </w:r>
     </w:p>
     <w:p>
@@ -181,7 +896,7 @@
       <w:r>
         <w:drawing>
           <wp:inline xmlns:a="http://schemas.openxmlformats.org/drawingml/2006/main" xmlns:pic="http://schemas.openxmlformats.org/drawingml/2006/picture">
-            <wp:extent cx="5472000" cy="2997120"/>
+            <wp:extent cx="5472000" cy="3286647"/>
             <wp:docPr id="1" name="Picture 1"/>
             <wp:cNvGraphicFramePr>
               <a:graphicFrameLocks noChangeAspect="1"/>
@@ -202,7 +917,7 @@
                   <pic:spPr>
                     <a:xfrm>
                       <a:off x="0" y="0"/>
-                      <a:ext cx="5472000" cy="2997120"/>
+                      <a:ext cx="5472000" cy="3286647"/>
                     </a:xfrm>
                     <a:prstGeom prst="rect"/>
                   </pic:spPr>
@@ -603,7 +1318,7 @@
           <w:color w:val="000000"/>
           <w:sz w:val="21"/>
         </w:rPr>
-        <w:t>表1 适合教师日常查看的过程指标</w:t>
+        <w:t>表2 适合教师日常查看的过程指标</w:t>
       </w:r>
     </w:p>
     <w:tbl>
@@ -1083,7 +1798,7 @@
           <w:color w:val="000000"/>
           <w:sz w:val="21"/>
         </w:rPr>
-        <w:t>表2 首次提交前引导状态与提交结果</w:t>
+        <w:t>表3 首次提交前引导状态与提交结果</w:t>
       </w:r>
     </w:p>
     <w:tbl>
@@ -2044,7 +2759,7 @@
           <w:color w:val="000000"/>
           <w:sz w:val="26"/>
         </w:rPr>
-        <w:t>5.1 先把“有效开始”做好</w:t>
+        <w:t>5.1 入口解释与低门槛开始</w:t>
       </w:r>
     </w:p>
     <w:p>
@@ -2055,6 +2770,16 @@
           <w:sz w:val="22"/>
         </w:rPr>
         <w:t>课程第一次介绍功能时，教师应现场走一遍入口和第一道问题，让学生知道系统期待的是自己的算法说明，不是把题目粘贴给AI。入口页可显示三阶段概要和预计时长，同时保留“直接编码”和“稍后再学”。后台把“点击入口”与“提交第一道有效回答”分开统计，才能判断宣传触达和实际开始之间的损失。</w:t>
+      </w:r>
+    </w:p>
+    <w:p>
+      <w:r>
+        <w:rPr>
+          <w:rFonts w:ascii="Times New Roman" w:hAnsi="Times New Roman" w:eastAsia="宋体"/>
+          <w:color w:val="000000"/>
+          <w:sz w:val="22"/>
+        </w:rPr>
+        <w:t>稳定版398次会话中有89次没有形成第一阶段有效记录，这一数字应直接进入教师仪表盘。低门槛开始不是降低学习要求，而是让学生清楚知道入口用途、退出方式和大致耗时，再决定是否继续。</w:t>
       </w:r>
     </w:p>
     <w:p>
@@ -2069,7 +2794,7 @@
           <w:color w:val="000000"/>
           <w:sz w:val="26"/>
         </w:rPr>
-        <w:t>5.2 第二阶段需要失败后的支架</w:t>
+        <w:t>5.2 失败后升级支架</w:t>
       </w:r>
     </w:p>
     <w:p>
@@ -2079,7 +2804,17 @@
           <w:color w:val="000000"/>
           <w:sz w:val="22"/>
         </w:rPr>
-        <w:t>选择与填空虽然比拖拽积木更适合网页操作，但自动验证若只返回“错误”，学生仍可能反复试选。建议按错误类型给出局部提示，例如指出控制结构、边界处理或变量更新所在区域，不直接显示正确选项。教师端按题目查看验证失败分布；若同一空缺集中失败，应先检查题目表达和判定规则。</w:t>
+        <w:t>选择与填空虽然比拖拽积木更适合网页操作，但自动验证若只返回“错误”，学生仍可能反复试选。建议先提供错误位置或类型，再根据连续验证失败逐步提高提示强度，例如指出控制结构、边界处理或变量更新所在区域，但不直接显示正确选项。教师端应按题目联合查看验证失败、重试次数和活跃时长；若同一空缺集中失败，应先检查题目表达和判定规则。</w:t>
+      </w:r>
+    </w:p>
+    <w:p>
+      <w:r>
+        <w:rPr>
+          <w:rFonts w:ascii="Times New Roman" w:hAnsi="Times New Roman" w:eastAsia="宋体"/>
+          <w:color w:val="000000"/>
+          <w:sz w:val="22"/>
+        </w:rPr>
+        <w:t>稳定版有74次会话停在第二阶段，说明教师不能只看最终完成率。支架升级规则还应写入配置和日志，使教师能够区分“学生尚未得到足够提示”和“提示后仍未解决”。</w:t>
       </w:r>
     </w:p>
     <w:p>
@@ -2094,7 +2829,7 @@
           <w:color w:val="000000"/>
           <w:sz w:val="26"/>
         </w:rPr>
-        <w:t>5.3 第三阶段保留“讲”和“改”两个动作</w:t>
+        <w:t>5.3 保留讲解和纠错两个动作</w:t>
       </w:r>
     </w:p>
     <w:p>
@@ -2105,6 +2840,16 @@
           <w:sz w:val="22"/>
         </w:rPr>
         <w:t>第三阶段不应退化成自由聊天。虚拟学生的追问需要覆盖算法步骤、条件、复杂度和边界情况；随后提供的错误代码要与前面对话相关。系统记录“解释了什么—被追问什么—修改了什么”的链条。正式研究若要判断质量，可用盲评量规抽样编码；日常课堂则可让教师查看去标识摘要，而不是逐条阅读全部对话。</w:t>
+      </w:r>
+    </w:p>
+    <w:p>
+      <w:r>
+        <w:rPr>
+          <w:rFonts w:ascii="Times New Roman" w:hAnsi="Times New Roman" w:eastAsia="宋体"/>
+          <w:color w:val="000000"/>
+          <w:sz w:val="22"/>
+        </w:rPr>
+        <w:t>完成会话通常包含7—8轮对话和1—2次修正，但操作数量不是讲解质量。教师需要保留“讲”和“改”两个动作，并把讲解质量另设为待评价指标，不能用轮数代替。</w:t>
       </w:r>
     </w:p>
     <w:p>
@@ -2119,7 +2864,7 @@
           <w:color w:val="000000"/>
           <w:sz w:val="26"/>
         </w:rPr>
-        <w:t>5.4 激励规则要透明，研究同意要独立</w:t>
+        <w:t>5.4 将激励、伦理和版本记录分开管理</w:t>
       </w:r>
     </w:p>
     <w:p>
@@ -2129,22 +2874,7 @@
           <w:color w:val="000000"/>
           <w:sz w:val="22"/>
         </w:rPr>
-        <w:t>低门槛分数能鼓励首次尝试，但不能把体验分和研究同意绑在一起。学生应当知道：是否同意数据用于研究，不影响功能使用和课程得分。下一轮研究需在采集前完成伦理审查或书面豁免，明确数据字段、保存期限、访问人员和退出方式。匿名化只能降低隐私风险，不能替代伦理程序[10-11]。</w:t>
-      </w:r>
-    </w:p>
-    <w:p>
-      <w:pPr>
-        <w:pStyle w:val="Heading2"/>
-        <w:ind w:firstLine="0"/>
-      </w:pPr>
-      <w:r>
-        <w:rPr>
-          <w:rFonts w:ascii="Times New Roman" w:hAnsi="Times New Roman" w:eastAsia="黑体"/>
-          <w:b/>
-          <w:color w:val="000000"/>
-          <w:sz w:val="26"/>
-        </w:rPr>
-        <w:t>5.5 版本进入日志，不只留在Git</w:t>
+        <w:t>低门槛分数能鼓励首次尝试，但不能把体验分和研究同意绑在一起。学生应当知道：是否同意数据用于研究，不影响功能使用和课程得分。下一轮研究需在采集前完成伦理审查或书面豁免，明确数据字段、保存期限、访问人员和退出方式。匿名化只能降低隐私风险，不能替代伦理程序[14-15]。</w:t>
       </w:r>
     </w:p>
     <w:p>
@@ -2154,32 +2884,7 @@
           <w:color w:val="000000"/>
           <w:sz w:val="22"/>
         </w:rPr>
-        <w:t>本次研究通过Git提交近似恢复线上版本，仍有部署延迟和配置差异。下一版应在会话创建时写入前端版本、后端版本、题型配置和模型配置标识。系统异常也要成为事件。这样教师看到某天大量会话停在第二阶段时，能够区分教学难点与软件问题。</w:t>
-      </w:r>
-    </w:p>
-    <w:p>
-      <w:pPr>
-        <w:pStyle w:val="Heading2"/>
-        <w:ind w:firstLine="0"/>
-      </w:pPr>
-      <w:r>
-        <w:rPr>
-          <w:rFonts w:ascii="Times New Roman" w:hAnsi="Times New Roman" w:eastAsia="黑体"/>
-          <w:b/>
-          <w:color w:val="000000"/>
-          <w:sz w:val="26"/>
-        </w:rPr>
-        <w:t>5.6 下一轮用课程可接受的比较设计</w:t>
-      </w:r>
-    </w:p>
-    <w:p>
-      <w:r>
-        <w:rPr>
-          <w:rFonts w:ascii="Times New Roman" w:hAnsi="Times New Roman" w:eastAsia="宋体"/>
-          <w:color w:val="000000"/>
-          <w:sz w:val="22"/>
-        </w:rPr>
-        <w:t>若要检验效果，可按班级或作业单元采用阶梯楔形开放：不同单元按随机顺序启用三阶段，研究末期全部获得功能，减少同班学生界面不同和相互转述造成的串扰。测量至少包含前测、后测、延迟迁移题和算法解释盲评。主要结果应是解释质量与迁移表现，首次提交和阶段日志作为次要结果。分析计划、排除规则和缺失处理在看结果前注册。</w:t>
+        <w:t>本次研究通过Git提交近似恢复线上版本，仍有部署延迟和配置差异。下一版应在会话创建时写入前端版本、后端版本、题型配置和模型配置标识，系统异常也应成为事件。这样教师看到某天大量验证失败或第二阶段中止时，才能区分教学难点与软件问题。成绩激励、研究同意和版本记录分别解决采用、参与权利和证据解释问题，不能合并成一项管理手续。</w:t>
       </w:r>
     </w:p>
     <w:p>
@@ -2215,6 +2920,16 @@
           <w:sz w:val="22"/>
         </w:rPr>
         <w:t>对教师而言，最可复用的经验不是某个完成率，而是把活动、记录和改进连在一起：学生被要求做什么，平台能观察到什么，教师根据什么调整。当前数据适合支持这一层面的教学复盘，不适合证明学习增益。效果问题需要下一轮有计划的比较设计来回答。</w:t>
+      </w:r>
+    </w:p>
+    <w:p>
+      <w:r>
+        <w:rPr>
+          <w:rFonts w:ascii="Times New Roman" w:hAnsi="Times New Roman" w:eastAsia="宋体"/>
+          <w:color w:val="000000"/>
+          <w:sz w:val="22"/>
+        </w:rPr>
+        <w:t>若要检验效果，可按班级或作业单元采用阶梯楔形开放：不同单元按随机顺序启用三阶段，研究末期全部获得功能，减少同班学生界面不同和相互转述造成的串扰。测量至少包含前测、后测、延迟迁移题和算法解释盲评，提示强度、错误类型和讲解质量作为过程指标。分析计划、排除规则和缺失处理应在查看结果前注册。</w:t>
       </w:r>
     </w:p>
     <w:p>
@@ -2379,7 +3094,7 @@
           <w:color w:val="000000"/>
           <w:sz w:val="21"/>
         </w:rPr>
-        <w:t>[10] 王佑镁, 王欣颖, 柳晨晨. 教育领域生成式人工智能应用的伦理风险管理框架研究[J]. 电化教育研究, 2024, 45(10): 28-35.</w:t>
+        <w:t>[10] WANG H, WANG C, CHEN Z, et al. Impact of AI-agent-supported collaborative learning on the learning outcomes of University programming courses[J]. Education and Information Technologies, 2025, 30: 17717-17749. DOI:10.1007/s10639-025-13487-8.</w:t>
       </w:r>
     </w:p>
     <w:p>
@@ -2394,7 +3109,7 @@
           <w:color w:val="000000"/>
           <w:sz w:val="21"/>
         </w:rPr>
-        <w:t>[11] 王佑镁, 王旦, 王海洁, 等. 基于风险性监管的AIGC教育应用伦理风险治理研究[J]. 中国电化教育, 2023(11): 83-90.</w:t>
+        <w:t>[11] YUSUF H, MONEY A, DAYLAMANI-ZAD D. Pedagogical AI conversational agents in higher education: A conceptual framework and survey of the state of the art[J]. Educational Technology Research and Development, 2025, 73: 815-874. DOI:10.1007/s11423-025-10447-4.</w:t>
       </w:r>
     </w:p>
     <w:p>
@@ -2409,7 +3124,7 @@
           <w:color w:val="000000"/>
           <w:sz w:val="21"/>
         </w:rPr>
-        <w:t>[12] 孙丹, 朱城聪, 许作栋, 等. 基于生成式人工智能的大学生编程学习行为分析研究[J]. 电化教育研究, 2024, 45(3): 113-120.</w:t>
+        <w:t>[12] GAO W, LIU Q, YUE L, et al. Agent4Edu: Generating Learner Response Data by Generative Agents for Intelligent Education Systems[C]. AAAI-25, 2025.</w:t>
       </w:r>
     </w:p>
     <w:p>
@@ -2424,7 +3139,7 @@
           <w:color w:val="000000"/>
           <w:sz w:val="21"/>
         </w:rPr>
-        <w:t>[13] UTAMACHANT P, ANUTARIYA C, PONGNUMKUL S. i-Ntervene: Applying an evidence-based learning analytics intervention to support computer programming instruction[J]. Smart Learning Environments, 2023, 10: 37.</w:t>
+        <w:t>[13] XU S, WEN H N, PAN H, et al. Classroom Simulacra: Building Contextual Student Generative Agents in Online Education for Learning Behavioral Simulation[C]//CHI '25. Yokohama: ACM, 2025: 26 p. DOI:10.1145/3706598.3713773.</w:t>
       </w:r>
     </w:p>
     <w:p>
@@ -2439,7 +3154,7 @@
           <w:color w:val="000000"/>
           <w:sz w:val="21"/>
         </w:rPr>
-        <w:t>[14] BECKER B A, et al. Programming Is Hard—or at Least It Used to Be: Educational Opportunities and Challenges of AI Code Generation[C]//Proceedings of the 54th ACM Technical Symposium on Computer Science Education V. 1. New York: ACM, 2023: 500-506.</w:t>
+        <w:t>[14] 王佑镁, 王欣颖, 柳晨晨. 教育领域生成式人工智能应用的伦理风险管理框架研究[J]. 电化教育研究, 2024, 45(10): 28-35.</w:t>
       </w:r>
     </w:p>
     <w:p>
@@ -2454,7 +3169,7 @@
           <w:color w:val="000000"/>
           <w:sz w:val="21"/>
         </w:rPr>
-        <w:t>[15] KASNECI E, et al. ChatGPT for good? On opportunities and challenges of large language models for education[J]. Learning and Individual Differences, 2023, 103: 102274.</w:t>
+        <w:t>[15] 王佑镁, 王旦, 王海洁, 等. 基于风险性监管的AIGC教育应用伦理风险治理研究[J]. 中国电化教育, 2023(11): 83-90.</w:t>
       </w:r>
     </w:p>
     <w:sectPr>

--- a/research/guided_learning_paper/paper_practice_zh.docx
+++ b/research/guided_learning_paper/paper_practice_zh.docx
@@ -896,7 +896,7 @@
       <w:r>
         <w:drawing>
           <wp:inline xmlns:a="http://schemas.openxmlformats.org/drawingml/2006/main" xmlns:pic="http://schemas.openxmlformats.org/drawingml/2006/picture">
-            <wp:extent cx="5472000" cy="3286647"/>
+            <wp:extent cx="5472000" cy="3078000"/>
             <wp:docPr id="1" name="Picture 1"/>
             <wp:cNvGraphicFramePr>
               <a:graphicFrameLocks noChangeAspect="1"/>
@@ -917,7 +917,7 @@
                   <pic:spPr>
                     <a:xfrm>
                       <a:off x="0" y="0"/>
-                      <a:ext cx="5472000" cy="3286647"/>
+                      <a:ext cx="5472000" cy="3078000"/>
                     </a:xfrm>
                     <a:prstGeom prst="rect"/>
                   </pic:spPr>

--- a/research/guided_learning_paper/paper_practice_zh.docx
+++ b/research/guided_learning_paper/paper_practice_zh.docx
@@ -883,7 +883,7 @@
           <w:color w:val="000000"/>
           <w:sz w:val="22"/>
         </w:rPr>
-        <w:t>稳定版第二阶段使用逐步选择和填空。早期版本使用拖拽积木，课程运行中发现交互与显示问题后，改成了更易在网页端操作的测验形式。因此，本文将这一阶段称为“代码重构”，而不是笼统归为标准Parsons Problems。</w:t>
+        <w:t>稳定版第二阶段使用逐步选择和填空。早期版本使用拖拽积木，课程运行中发现交互与显示问题后，改成了更易在网页端操作的测验形式。因此，本文将这一阶段称为“代码重构”，而不是笼统归为标准Parsons Problems。图1概括了这一设计所回应的问题、教师型Agent与虚拟学生的分工，以及预期培养方向；右侧内容属于设计目标，不代表本次课程实施已经证实能力提升。</w:t>
       </w:r>
     </w:p>
     <w:p>
@@ -896,7 +896,7 @@
       <w:r>
         <w:drawing>
           <wp:inline xmlns:a="http://schemas.openxmlformats.org/drawingml/2006/main" xmlns:pic="http://schemas.openxmlformats.org/drawingml/2006/picture">
-            <wp:extent cx="5472000" cy="3078000"/>
+            <wp:extent cx="5472000" cy="3613719"/>
             <wp:docPr id="1" name="Picture 1"/>
             <wp:cNvGraphicFramePr>
               <a:graphicFrameLocks noChangeAspect="1"/>
@@ -905,7 +905,7 @@
               <a:graphicData uri="http://schemas.openxmlformats.org/drawingml/2006/picture">
                 <pic:pic>
                   <pic:nvPicPr>
-                    <pic:cNvPr id="0" name="activity_chain_evidence.png"/>
+                    <pic:cNvPr id="0" name="teacher_framework_english_ai.png"/>
                     <pic:cNvPicPr/>
                   </pic:nvPicPr>
                   <pic:blipFill>
@@ -917,7 +917,7 @@
                   <pic:spPr>
                     <a:xfrm>
                       <a:off x="0" y="0"/>
-                      <a:ext cx="5472000" cy="3078000"/>
+                      <a:ext cx="5472000" cy="3613719"/>
                     </a:xfrm>
                     <a:prstGeom prst="rect"/>
                   </pic:spPr>
@@ -941,7 +941,7 @@
           <w:color w:val="000000"/>
           <w:sz w:val="21"/>
         </w:rPr>
-        <w:t>图1 三阶段活动、智能体角色和平台记录</w:t>
+        <w:t>图1 问题情境与双智能体协同学习设计框架</w:t>
       </w:r>
     </w:p>
     <w:p>
